--- a/2025/11. November/117. Tagesbericht.docx
+++ b/2025/11. November/117. Tagesbericht.docx
@@ -207,7 +207,7 @@
                 <w:sz w:val="20"/>
                 <w:lang w:val="en-US"/>
               </w:rPr>
-              <w:t xml:space="preserve">anager gelöscht </w:t>
+              <w:t>anager gelöscht</w:t>
             </w:r>
           </w:p>
           <w:p>
@@ -256,7 +256,13 @@
               <w:rPr>
                 <w:sz w:val="20"/>
               </w:rPr>
-              <w:t xml:space="preserve"> und Preisbestimmung für private Übernahme</w:t>
+              <w:t>,</w:t>
+            </w:r>
+            <w:r>
+              <w:rPr>
+                <w:sz w:val="20"/>
+              </w:rPr>
+              <w:t xml:space="preserve"> Preisbestimmung für private Übernahme</w:t>
             </w:r>
             <w:r>
               <w:rPr>
@@ -296,6 +302,137 @@
                 <w:sz w:val="20"/>
               </w:rPr>
             </w:pPr>
+            <w:r>
+              <w:rPr>
+                <w:sz w:val="20"/>
+              </w:rPr>
+              <w:t>Aktualisierung von Teams auf einer VM</w:t>
+            </w:r>
+          </w:p>
+          <w:p>
+            <w:pPr>
+              <w:pStyle w:val="Listenabsatz"/>
+              <w:numPr>
+                <w:ilvl w:val="0"/>
+                <w:numId w:val="6"/>
+              </w:numPr>
+              <w:spacing w:line="260" w:lineRule="exact"/>
+              <w:rPr>
+                <w:sz w:val="20"/>
+              </w:rPr>
+            </w:pPr>
+            <w:r>
+              <w:rPr>
+                <w:sz w:val="20"/>
+              </w:rPr>
+              <w:t>WLAN nach Funktion getestet</w:t>
+            </w:r>
+          </w:p>
+          <w:p>
+            <w:pPr>
+              <w:pStyle w:val="Listenabsatz"/>
+              <w:numPr>
+                <w:ilvl w:val="0"/>
+                <w:numId w:val="6"/>
+              </w:numPr>
+              <w:spacing w:line="260" w:lineRule="exact"/>
+              <w:rPr>
+                <w:sz w:val="20"/>
+              </w:rPr>
+            </w:pPr>
+            <w:r>
+              <w:rPr>
+                <w:sz w:val="20"/>
+              </w:rPr>
+              <w:t xml:space="preserve">VM </w:t>
+            </w:r>
+            <w:r>
+              <w:rPr>
+                <w:sz w:val="20"/>
+              </w:rPr>
+              <w:t>nach fehlerhafter Verbindung</w:t>
+            </w:r>
+            <w:r>
+              <w:rPr>
+                <w:sz w:val="20"/>
+              </w:rPr>
+              <w:t xml:space="preserve"> zum Kunden geprüft</w:t>
+            </w:r>
+          </w:p>
+          <w:p>
+            <w:pPr>
+              <w:pStyle w:val="Listenabsatz"/>
+              <w:numPr>
+                <w:ilvl w:val="0"/>
+                <w:numId w:val="6"/>
+              </w:numPr>
+              <w:spacing w:line="260" w:lineRule="exact"/>
+              <w:rPr>
+                <w:sz w:val="20"/>
+              </w:rPr>
+            </w:pPr>
+            <w:r>
+              <w:rPr>
+                <w:sz w:val="20"/>
+              </w:rPr>
+              <w:t>SharePoint Berechtigung</w:t>
+            </w:r>
+          </w:p>
+          <w:p>
+            <w:pPr>
+              <w:pStyle w:val="Listenabsatz"/>
+              <w:numPr>
+                <w:ilvl w:val="0"/>
+                <w:numId w:val="6"/>
+              </w:numPr>
+              <w:spacing w:line="260" w:lineRule="exact"/>
+              <w:rPr>
+                <w:sz w:val="20"/>
+              </w:rPr>
+            </w:pPr>
+            <w:r>
+              <w:rPr>
+                <w:sz w:val="20"/>
+              </w:rPr>
+              <w:t xml:space="preserve">Nach </w:t>
+            </w:r>
+            <w:r>
+              <w:rPr>
+                <w:sz w:val="20"/>
+              </w:rPr>
+              <w:t>WLAN-Funktion</w:t>
+            </w:r>
+            <w:r>
+              <w:rPr>
+                <w:sz w:val="20"/>
+              </w:rPr>
+              <w:t xml:space="preserve"> in einem Raum getestet</w:t>
+            </w:r>
+          </w:p>
+          <w:p>
+            <w:pPr>
+              <w:pStyle w:val="Listenabsatz"/>
+              <w:numPr>
+                <w:ilvl w:val="0"/>
+                <w:numId w:val="6"/>
+              </w:numPr>
+              <w:spacing w:line="260" w:lineRule="exact"/>
+              <w:rPr>
+                <w:sz w:val="20"/>
+              </w:rPr>
+            </w:pPr>
+            <w:r>
+              <w:rPr>
+                <w:sz w:val="20"/>
+              </w:rPr>
+              <w:t xml:space="preserve">Fehlgeschlagene Aufgaben von Backup Server angeschaut und nach Lösung </w:t>
+            </w:r>
+            <w:r>
+              <w:rPr>
+                <w:sz w:val="20"/>
+              </w:rPr>
+              <w:t>recherchiert</w:t>
+            </w:r>
           </w:p>
         </w:tc>
         <w:tc>
@@ -315,6 +452,52 @@
                 <w:sz w:val="20"/>
               </w:rPr>
             </w:pPr>
+          </w:p>
+          <w:p>
+            <w:pPr>
+              <w:spacing w:line="260" w:lineRule="exact"/>
+              <w:rPr>
+                <w:sz w:val="20"/>
+              </w:rPr>
+            </w:pPr>
+          </w:p>
+          <w:p>
+            <w:pPr>
+              <w:spacing w:line="260" w:lineRule="exact"/>
+              <w:rPr>
+                <w:sz w:val="20"/>
+              </w:rPr>
+            </w:pPr>
+          </w:p>
+          <w:p>
+            <w:pPr>
+              <w:spacing w:line="260" w:lineRule="exact"/>
+              <w:rPr>
+                <w:sz w:val="20"/>
+              </w:rPr>
+            </w:pPr>
+          </w:p>
+          <w:p>
+            <w:pPr>
+              <w:spacing w:line="260" w:lineRule="exact"/>
+              <w:rPr>
+                <w:sz w:val="20"/>
+              </w:rPr>
+            </w:pPr>
+          </w:p>
+          <w:p>
+            <w:pPr>
+              <w:spacing w:line="260" w:lineRule="exact"/>
+              <w:rPr>
+                <w:sz w:val="20"/>
+              </w:rPr>
+            </w:pPr>
+            <w:r>
+              <w:rPr>
+                <w:sz w:val="20"/>
+              </w:rPr>
+              <w:t>8</w:t>
+            </w:r>
           </w:p>
         </w:tc>
       </w:tr>
@@ -371,6 +554,156 @@
                 <w:sz w:val="20"/>
               </w:rPr>
             </w:pPr>
+            <w:r>
+              <w:rPr>
+                <w:sz w:val="20"/>
+              </w:rPr>
+              <w:t>Aktualisierung von Teams auf einer VM</w:t>
+            </w:r>
+          </w:p>
+          <w:p>
+            <w:pPr>
+              <w:pStyle w:val="Listenabsatz"/>
+              <w:numPr>
+                <w:ilvl w:val="0"/>
+                <w:numId w:val="6"/>
+              </w:numPr>
+              <w:spacing w:line="260" w:lineRule="exact"/>
+              <w:rPr>
+                <w:sz w:val="20"/>
+              </w:rPr>
+            </w:pPr>
+            <w:r>
+              <w:rPr>
+                <w:sz w:val="20"/>
+              </w:rPr>
+              <w:t xml:space="preserve">VPN-Verbindung auf </w:t>
+            </w:r>
+            <w:r>
+              <w:rPr>
+                <w:sz w:val="20"/>
+              </w:rPr>
+              <w:t xml:space="preserve">VM </w:t>
+            </w:r>
+            <w:r>
+              <w:rPr>
+                <w:sz w:val="20"/>
+              </w:rPr>
+              <w:t>funktioniert</w:t>
+            </w:r>
+            <w:r>
+              <w:rPr>
+                <w:sz w:val="20"/>
+              </w:rPr>
+              <w:t xml:space="preserve"> nicht, Troubleshooting</w:t>
+            </w:r>
+            <w:r>
+              <w:rPr>
+                <w:sz w:val="20"/>
+              </w:rPr>
+              <w:t>, Logs angeschaut und Config Datei rausgeholt</w:t>
+            </w:r>
+          </w:p>
+          <w:p>
+            <w:pPr>
+              <w:pStyle w:val="Listenabsatz"/>
+              <w:numPr>
+                <w:ilvl w:val="0"/>
+                <w:numId w:val="6"/>
+              </w:numPr>
+              <w:spacing w:line="260" w:lineRule="exact"/>
+              <w:rPr>
+                <w:sz w:val="20"/>
+              </w:rPr>
+            </w:pPr>
+            <w:r>
+              <w:rPr>
+                <w:sz w:val="20"/>
+              </w:rPr>
+              <w:t>Backup Wiederherstellung, Export, Import und Löschung</w:t>
+            </w:r>
+          </w:p>
+          <w:p>
+            <w:pPr>
+              <w:pStyle w:val="Listenabsatz"/>
+              <w:numPr>
+                <w:ilvl w:val="0"/>
+                <w:numId w:val="6"/>
+              </w:numPr>
+              <w:spacing w:line="260" w:lineRule="exact"/>
+              <w:rPr>
+                <w:sz w:val="20"/>
+              </w:rPr>
+            </w:pPr>
+            <w:r>
+              <w:rPr>
+                <w:sz w:val="20"/>
+              </w:rPr>
+              <w:t>Inventarisierung diverser Hardware und Übergabe an Mitarbeiter</w:t>
+            </w:r>
+          </w:p>
+          <w:p>
+            <w:pPr>
+              <w:pStyle w:val="Listenabsatz"/>
+              <w:numPr>
+                <w:ilvl w:val="0"/>
+                <w:numId w:val="6"/>
+              </w:numPr>
+              <w:spacing w:line="260" w:lineRule="exact"/>
+              <w:rPr>
+                <w:sz w:val="20"/>
+              </w:rPr>
+            </w:pPr>
+            <w:r>
+              <w:rPr>
+                <w:sz w:val="20"/>
+              </w:rPr>
+              <w:t>Fehlgeschlagene Aufgaben von Backup Server angeschaut und nach Lösung recherchiert</w:t>
+            </w:r>
+          </w:p>
+          <w:p>
+            <w:pPr>
+              <w:pStyle w:val="Listenabsatz"/>
+              <w:numPr>
+                <w:ilvl w:val="0"/>
+                <w:numId w:val="6"/>
+              </w:numPr>
+              <w:spacing w:line="260" w:lineRule="exact"/>
+              <w:rPr>
+                <w:sz w:val="20"/>
+              </w:rPr>
+            </w:pPr>
+            <w:r>
+              <w:rPr>
+                <w:sz w:val="20"/>
+              </w:rPr>
+              <w:t>Überprüfung von dll Dateien, welche werden benötigt</w:t>
+            </w:r>
+            <w:r>
+              <w:rPr>
+                <w:sz w:val="20"/>
+              </w:rPr>
+              <w:t xml:space="preserve"> und aussortiert </w:t>
+            </w:r>
+          </w:p>
+          <w:p>
+            <w:pPr>
+              <w:pStyle w:val="Listenabsatz"/>
+              <w:numPr>
+                <w:ilvl w:val="0"/>
+                <w:numId w:val="6"/>
+              </w:numPr>
+              <w:spacing w:line="260" w:lineRule="exact"/>
+              <w:rPr>
+                <w:sz w:val="20"/>
+              </w:rPr>
+            </w:pPr>
+            <w:r>
+              <w:rPr>
+                <w:sz w:val="20"/>
+              </w:rPr>
+              <w:t>SSD von Laptop ausgebaut</w:t>
+            </w:r>
           </w:p>
         </w:tc>
         <w:tc>
@@ -390,6 +723,44 @@
                 <w:sz w:val="20"/>
               </w:rPr>
             </w:pPr>
+          </w:p>
+          <w:p>
+            <w:pPr>
+              <w:spacing w:line="260" w:lineRule="exact"/>
+              <w:rPr>
+                <w:sz w:val="20"/>
+              </w:rPr>
+            </w:pPr>
+          </w:p>
+          <w:p>
+            <w:pPr>
+              <w:spacing w:line="260" w:lineRule="exact"/>
+              <w:rPr>
+                <w:sz w:val="20"/>
+              </w:rPr>
+            </w:pPr>
+          </w:p>
+          <w:p>
+            <w:pPr>
+              <w:spacing w:line="260" w:lineRule="exact"/>
+              <w:rPr>
+                <w:sz w:val="20"/>
+              </w:rPr>
+            </w:pPr>
+          </w:p>
+          <w:p>
+            <w:pPr>
+              <w:spacing w:line="260" w:lineRule="exact"/>
+              <w:rPr>
+                <w:sz w:val="20"/>
+              </w:rPr>
+            </w:pPr>
+            <w:r>
+              <w:rPr>
+                <w:sz w:val="20"/>
+              </w:rPr>
+              <w:t>8</w:t>
+            </w:r>
           </w:p>
         </w:tc>
       </w:tr>
@@ -446,6 +817,186 @@
                 <w:sz w:val="20"/>
               </w:rPr>
             </w:pPr>
+            <w:r>
+              <w:rPr>
+                <w:sz w:val="20"/>
+              </w:rPr>
+              <w:t xml:space="preserve">Erstanmeldung auf neuen Laptop gemacht und </w:t>
+            </w:r>
+            <w:r>
+              <w:rPr>
+                <w:sz w:val="20"/>
+              </w:rPr>
+              <w:t>Installation</w:t>
+            </w:r>
+            <w:r>
+              <w:rPr>
+                <w:sz w:val="20"/>
+              </w:rPr>
+              <w:t xml:space="preserve"> von </w:t>
+            </w:r>
+            <w:r>
+              <w:rPr>
+                <w:sz w:val="20"/>
+              </w:rPr>
+              <w:t>TCB-Treiber</w:t>
+            </w:r>
+          </w:p>
+          <w:p>
+            <w:pPr>
+              <w:pStyle w:val="Listenabsatz"/>
+              <w:numPr>
+                <w:ilvl w:val="0"/>
+                <w:numId w:val="6"/>
+              </w:numPr>
+              <w:spacing w:line="260" w:lineRule="exact"/>
+              <w:rPr>
+                <w:sz w:val="20"/>
+              </w:rPr>
+            </w:pPr>
+            <w:r>
+              <w:rPr>
+                <w:sz w:val="20"/>
+              </w:rPr>
+              <w:t xml:space="preserve">Server neugestartet und was zu beachten ist, dabei auch Updates gemacht </w:t>
+            </w:r>
+            <w:r>
+              <w:rPr>
+                <w:sz w:val="20"/>
+              </w:rPr>
+              <w:t>und eine Anleitung geschrieben</w:t>
+            </w:r>
+          </w:p>
+          <w:p>
+            <w:pPr>
+              <w:pStyle w:val="Listenabsatz"/>
+              <w:numPr>
+                <w:ilvl w:val="0"/>
+                <w:numId w:val="6"/>
+              </w:numPr>
+              <w:spacing w:line="260" w:lineRule="exact"/>
+              <w:rPr>
+                <w:sz w:val="20"/>
+              </w:rPr>
+            </w:pPr>
+            <w:r>
+              <w:rPr>
+                <w:sz w:val="20"/>
+              </w:rPr>
+              <w:t xml:space="preserve">Rechner überprüft und Erstanmeldung durchgeführt </w:t>
+            </w:r>
+          </w:p>
+          <w:p>
+            <w:pPr>
+              <w:pStyle w:val="Listenabsatz"/>
+              <w:numPr>
+                <w:ilvl w:val="0"/>
+                <w:numId w:val="6"/>
+              </w:numPr>
+              <w:spacing w:line="260" w:lineRule="exact"/>
+              <w:rPr>
+                <w:sz w:val="20"/>
+              </w:rPr>
+            </w:pPr>
+            <w:r>
+              <w:rPr>
+                <w:sz w:val="20"/>
+              </w:rPr>
+              <w:t xml:space="preserve">Teilnahme an einem Webinar über </w:t>
+            </w:r>
+            <w:r>
+              <w:rPr>
+                <w:sz w:val="20"/>
+              </w:rPr>
+              <w:t xml:space="preserve">Datenvisualisierung </w:t>
+            </w:r>
+          </w:p>
+          <w:p>
+            <w:pPr>
+              <w:pStyle w:val="Listenabsatz"/>
+              <w:numPr>
+                <w:ilvl w:val="0"/>
+                <w:numId w:val="6"/>
+              </w:numPr>
+              <w:spacing w:line="260" w:lineRule="exact"/>
+              <w:rPr>
+                <w:sz w:val="20"/>
+                <w:lang w:val="en-US"/>
+              </w:rPr>
+            </w:pPr>
+            <w:r>
+              <w:rPr>
+                <w:sz w:val="20"/>
+                <w:lang w:val="en-US"/>
+              </w:rPr>
+              <w:t xml:space="preserve">Backup Job </w:t>
+            </w:r>
+            <w:r>
+              <w:rPr>
+                <w:sz w:val="20"/>
+                <w:lang w:val="en-US"/>
+              </w:rPr>
+              <w:t>a</w:t>
+            </w:r>
+            <w:r>
+              <w:rPr>
+                <w:sz w:val="20"/>
+                <w:lang w:val="en-US"/>
+              </w:rPr>
+              <w:t>ngelegt</w:t>
+            </w:r>
+            <w:r>
+              <w:rPr>
+                <w:sz w:val="20"/>
+                <w:lang w:val="en-US"/>
+              </w:rPr>
+              <w:t xml:space="preserve"> für Domain Co</w:t>
+            </w:r>
+            <w:r>
+              <w:rPr>
+                <w:sz w:val="20"/>
+                <w:lang w:val="en-US"/>
+              </w:rPr>
+              <w:t>ntroller</w:t>
+            </w:r>
+          </w:p>
+          <w:p>
+            <w:pPr>
+              <w:pStyle w:val="Listenabsatz"/>
+              <w:numPr>
+                <w:ilvl w:val="0"/>
+                <w:numId w:val="6"/>
+              </w:numPr>
+              <w:spacing w:line="260" w:lineRule="exact"/>
+              <w:rPr>
+                <w:sz w:val="20"/>
+              </w:rPr>
+            </w:pPr>
+            <w:r>
+              <w:rPr>
+                <w:sz w:val="20"/>
+              </w:rPr>
+              <w:t>Recherche über Remote BIOS-Überprüfung</w:t>
+            </w:r>
+            <w:r>
+              <w:rPr>
+                <w:sz w:val="20"/>
+              </w:rPr>
+              <w:t xml:space="preserve"> mit PowerShell</w:t>
+            </w:r>
+          </w:p>
+          <w:p>
+            <w:pPr>
+              <w:pStyle w:val="Listenabsatz"/>
+              <w:numPr>
+                <w:ilvl w:val="0"/>
+                <w:numId w:val="6"/>
+              </w:numPr>
+              <w:spacing w:line="260" w:lineRule="exact"/>
+              <w:rPr>
+                <w:sz w:val="20"/>
+              </w:rPr>
+            </w:pPr>
           </w:p>
         </w:tc>
         <w:tc>
@@ -466,6 +1017,49 @@
                 <w:szCs w:val="22"/>
               </w:rPr>
             </w:pPr>
+          </w:p>
+          <w:p>
+            <w:pPr>
+              <w:spacing w:line="260" w:lineRule="exact"/>
+              <w:rPr>
+                <w:sz w:val="22"/>
+                <w:szCs w:val="22"/>
+              </w:rPr>
+            </w:pPr>
+          </w:p>
+          <w:p>
+            <w:pPr>
+              <w:spacing w:line="260" w:lineRule="exact"/>
+              <w:rPr>
+                <w:sz w:val="22"/>
+                <w:szCs w:val="22"/>
+              </w:rPr>
+            </w:pPr>
+          </w:p>
+          <w:p>
+            <w:pPr>
+              <w:spacing w:line="260" w:lineRule="exact"/>
+              <w:rPr>
+                <w:sz w:val="22"/>
+                <w:szCs w:val="22"/>
+              </w:rPr>
+            </w:pPr>
+          </w:p>
+          <w:p>
+            <w:pPr>
+              <w:spacing w:line="260" w:lineRule="exact"/>
+              <w:rPr>
+                <w:sz w:val="22"/>
+                <w:szCs w:val="22"/>
+              </w:rPr>
+            </w:pPr>
+            <w:r>
+              <w:rPr>
+                <w:sz w:val="22"/>
+                <w:szCs w:val="22"/>
+              </w:rPr>
+              <w:t>8</w:t>
+            </w:r>
           </w:p>
         </w:tc>
       </w:tr>
@@ -1321,6 +1915,7 @@
                 <w:sz w:val="22"/>
                 <w:szCs w:val="22"/>
               </w:rPr>
+              <w:lastRenderedPageBreak/>
               <w:t>Datum, Unterschrift Auszubildende/r</w:t>
             </w:r>
           </w:p>

--- a/2025/11. November/117. Tagesbericht.docx
+++ b/2025/11. November/117. Tagesbericht.docx
@@ -985,19 +985,6 @@
               <w:t xml:space="preserve"> mit PowerShell</w:t>
             </w:r>
           </w:p>
-          <w:p>
-            <w:pPr>
-              <w:pStyle w:val="Listenabsatz"/>
-              <w:numPr>
-                <w:ilvl w:val="0"/>
-                <w:numId w:val="6"/>
-              </w:numPr>
-              <w:spacing w:line="260" w:lineRule="exact"/>
-              <w:rPr>
-                <w:sz w:val="20"/>
-              </w:rPr>
-            </w:pPr>
-          </w:p>
         </w:tc>
         <w:tc>
           <w:tcPr>
@@ -1116,6 +1103,118 @@
                 <w:sz w:val="20"/>
               </w:rPr>
             </w:pPr>
+            <w:r>
+              <w:rPr>
+                <w:sz w:val="20"/>
+              </w:rPr>
+              <w:t xml:space="preserve">Pakete in </w:t>
+            </w:r>
+            <w:r>
+              <w:rPr>
+                <w:sz w:val="20"/>
+              </w:rPr>
+              <w:t xml:space="preserve">einer </w:t>
+            </w:r>
+            <w:r>
+              <w:rPr>
+                <w:sz w:val="20"/>
+              </w:rPr>
+              <w:t>Paketstation abgegeben</w:t>
+            </w:r>
+          </w:p>
+          <w:p>
+            <w:pPr>
+              <w:pStyle w:val="Listenabsatz"/>
+              <w:numPr>
+                <w:ilvl w:val="0"/>
+                <w:numId w:val="6"/>
+              </w:numPr>
+              <w:spacing w:line="260" w:lineRule="exact"/>
+              <w:rPr>
+                <w:sz w:val="20"/>
+              </w:rPr>
+            </w:pPr>
+            <w:r>
+              <w:rPr>
+                <w:sz w:val="20"/>
+              </w:rPr>
+              <w:t xml:space="preserve">Anfrage für Server bei Dell gefordert </w:t>
+            </w:r>
+          </w:p>
+          <w:p>
+            <w:pPr>
+              <w:pStyle w:val="Listenabsatz"/>
+              <w:numPr>
+                <w:ilvl w:val="0"/>
+                <w:numId w:val="6"/>
+              </w:numPr>
+              <w:spacing w:line="260" w:lineRule="exact"/>
+              <w:rPr>
+                <w:sz w:val="20"/>
+              </w:rPr>
+            </w:pPr>
+            <w:r>
+              <w:rPr>
+                <w:sz w:val="20"/>
+              </w:rPr>
+              <w:t>Recherche über Remote BIOS-Überprüfung</w:t>
+            </w:r>
+            <w:r>
+              <w:rPr>
+                <w:sz w:val="20"/>
+              </w:rPr>
+              <w:t xml:space="preserve"> mit PowerShell und testing</w:t>
+            </w:r>
+          </w:p>
+          <w:p>
+            <w:pPr>
+              <w:pStyle w:val="Listenabsatz"/>
+              <w:numPr>
+                <w:ilvl w:val="0"/>
+                <w:numId w:val="6"/>
+              </w:numPr>
+              <w:spacing w:line="260" w:lineRule="exact"/>
+              <w:rPr>
+                <w:sz w:val="20"/>
+              </w:rPr>
+            </w:pPr>
+            <w:r>
+              <w:rPr>
+                <w:sz w:val="20"/>
+              </w:rPr>
+              <w:t>PowerShell</w:t>
+            </w:r>
+            <w:r>
+              <w:rPr>
+                <w:sz w:val="20"/>
+              </w:rPr>
+              <w:t xml:space="preserve"> Skripterstellung</w:t>
+            </w:r>
+          </w:p>
+          <w:p>
+            <w:pPr>
+              <w:pStyle w:val="Listenabsatz"/>
+              <w:numPr>
+                <w:ilvl w:val="0"/>
+                <w:numId w:val="6"/>
+              </w:numPr>
+              <w:spacing w:line="260" w:lineRule="exact"/>
+              <w:rPr>
+                <w:sz w:val="20"/>
+              </w:rPr>
+            </w:pPr>
+            <w:r>
+              <w:rPr>
+                <w:sz w:val="20"/>
+              </w:rPr>
+              <w:t xml:space="preserve">Campusrechner neu </w:t>
+            </w:r>
+            <w:r>
+              <w:rPr>
+                <w:sz w:val="20"/>
+              </w:rPr>
+              <w:t>installiert</w:t>
+            </w:r>
           </w:p>
         </w:tc>
         <w:tc>
@@ -1136,6 +1235,40 @@
                 <w:szCs w:val="22"/>
               </w:rPr>
             </w:pPr>
+          </w:p>
+          <w:p>
+            <w:pPr>
+              <w:spacing w:line="260" w:lineRule="exact"/>
+              <w:rPr>
+                <w:sz w:val="22"/>
+                <w:szCs w:val="22"/>
+              </w:rPr>
+            </w:pPr>
+          </w:p>
+          <w:p>
+            <w:pPr>
+              <w:spacing w:line="260" w:lineRule="exact"/>
+              <w:rPr>
+                <w:sz w:val="22"/>
+                <w:szCs w:val="22"/>
+              </w:rPr>
+            </w:pPr>
+          </w:p>
+          <w:p>
+            <w:pPr>
+              <w:spacing w:line="260" w:lineRule="exact"/>
+              <w:rPr>
+                <w:sz w:val="22"/>
+                <w:szCs w:val="22"/>
+              </w:rPr>
+            </w:pPr>
+            <w:r>
+              <w:rPr>
+                <w:sz w:val="22"/>
+                <w:szCs w:val="22"/>
+              </w:rPr>
+              <w:t>8</w:t>
+            </w:r>
           </w:p>
         </w:tc>
       </w:tr>
@@ -1192,6 +1325,74 @@
                 <w:sz w:val="20"/>
               </w:rPr>
             </w:pPr>
+            <w:r>
+              <w:rPr>
+                <w:sz w:val="20"/>
+              </w:rPr>
+              <w:t>Recherche über Remote BIOS-Überprüfung</w:t>
+            </w:r>
+            <w:r>
+              <w:rPr>
+                <w:sz w:val="20"/>
+              </w:rPr>
+              <w:t xml:space="preserve"> mit PowerShell und testin</w:t>
+            </w:r>
+            <w:r>
+              <w:rPr>
+                <w:sz w:val="20"/>
+              </w:rPr>
+              <w:t>g</w:t>
+            </w:r>
+          </w:p>
+          <w:p>
+            <w:pPr>
+              <w:pStyle w:val="Listenabsatz"/>
+              <w:numPr>
+                <w:ilvl w:val="0"/>
+                <w:numId w:val="6"/>
+              </w:numPr>
+              <w:spacing w:line="260" w:lineRule="exact"/>
+              <w:rPr>
+                <w:sz w:val="20"/>
+              </w:rPr>
+            </w:pPr>
+            <w:r>
+              <w:rPr>
+                <w:sz w:val="20"/>
+              </w:rPr>
+              <w:t xml:space="preserve">Campusrechner </w:t>
+            </w:r>
+            <w:r>
+              <w:rPr>
+                <w:sz w:val="20"/>
+              </w:rPr>
+              <w:t>neu installiert</w:t>
+            </w:r>
+            <w:r>
+              <w:rPr>
+                <w:sz w:val="20"/>
+              </w:rPr>
+              <w:t xml:space="preserve"> und versucht Treiberproblem zu reparieren</w:t>
+            </w:r>
+          </w:p>
+          <w:p>
+            <w:pPr>
+              <w:pStyle w:val="Listenabsatz"/>
+              <w:numPr>
+                <w:ilvl w:val="0"/>
+                <w:numId w:val="6"/>
+              </w:numPr>
+              <w:spacing w:line="260" w:lineRule="exact"/>
+              <w:rPr>
+                <w:sz w:val="20"/>
+              </w:rPr>
+            </w:pPr>
+            <w:r>
+              <w:rPr>
+                <w:sz w:val="20"/>
+              </w:rPr>
+              <w:t>Campusrechner für Remote Schulung vorbereitet</w:t>
+            </w:r>
           </w:p>
         </w:tc>
         <w:tc>
@@ -1212,6 +1413,31 @@
                 <w:szCs w:val="22"/>
               </w:rPr>
             </w:pPr>
+          </w:p>
+          <w:p>
+            <w:pPr>
+              <w:spacing w:line="260" w:lineRule="exact"/>
+              <w:rPr>
+                <w:sz w:val="22"/>
+                <w:szCs w:val="22"/>
+              </w:rPr>
+            </w:pPr>
+          </w:p>
+          <w:p>
+            <w:pPr>
+              <w:spacing w:line="260" w:lineRule="exact"/>
+              <w:rPr>
+                <w:sz w:val="22"/>
+                <w:szCs w:val="22"/>
+              </w:rPr>
+            </w:pPr>
+            <w:r>
+              <w:rPr>
+                <w:sz w:val="22"/>
+                <w:szCs w:val="22"/>
+              </w:rPr>
+              <w:t>8</w:t>
+            </w:r>
           </w:p>
         </w:tc>
       </w:tr>
@@ -1242,6 +1468,7 @@
                 <w:sz w:val="22"/>
                 <w:szCs w:val="22"/>
               </w:rPr>
+              <w:lastRenderedPageBreak/>
               <w:t>Samstag</w:t>
             </w:r>
           </w:p>
@@ -1915,7 +2142,6 @@
                 <w:sz w:val="22"/>
                 <w:szCs w:val="22"/>
               </w:rPr>
-              <w:lastRenderedPageBreak/>
               <w:t>Datum, Unterschrift Auszubildende/r</w:t>
             </w:r>
           </w:p>
